--- a/bank/task_02/variant_12.docx
+++ b/bank/task_02/variant_12.docx
@@ -5,52 +5,27 @@
     <w:p>
       <w:pPr>
         <w:pStyle w:val="ds-markdown-paragraph"/>
-        <w:spacing w:before="240" w:beforeAutospacing="0" w:after="240" w:afterAutospacing="0"/>
-        <w:ind w:left="360"/>
-        <w:jc w:val="both"/>
+        <w:spacing w:before="0" w:beforeAutospacing="0" w:after="0" w:afterAutospacing="0"/>
         <w:rPr>
-          <w:rFonts w:ascii="Cambria Math" w:hAnsi="Cambria Math" w:cs="Segoe UI"/>
           <w:szCs w:val="28"/>
         </w:rPr>
       </w:pPr>
       <w:r>
         <w:rPr>
-          <w:rFonts w:ascii="Cambria Math" w:hAnsi="Cambria Math" w:cs="Segoe UI"/>
-          <w:bCs/>
-          <w:szCs w:val="28"/>
-        </w:rPr>
-        <w:t xml:space="preserve">Задание 2. (24) </w:t>
-      </w:r>
-      <w:r>
-        <w:rPr>
-          <w:rFonts w:ascii="Cambria Math" w:hAnsi="Cambria Math" w:cs="Segoe UI"/>
-          <w:szCs w:val="28"/>
-        </w:rPr>
-        <w:t>На графике изображена зависимость атмосферного давления (в миллиметрах ртутного столба) от высоты местности над уровнем моря (в километрах). На сколько миллиметров ртутного столба атмосферное давление на высоте Эвереста ниже атмосферного давления на высоте Большого Шелома?</w:t>
-      </w:r>
-      <w:r>
-        <w:rPr>
-          <w:rFonts w:ascii="Cambria Math" w:hAnsi="Cambria Math" w:cs="Segoe UI"/>
-          <w:szCs w:val="28"/>
-        </w:rPr>
-        <w:tab/>
-      </w:r>
-    </w:p>
-    <w:p>
-      <w:pPr>
-        <w:rPr>
-          <w:sz w:val="24"/>
-        </w:rPr>
-      </w:pPr>
-      <w:r>
-        <w:rPr>
           <w:noProof/>
-          <w:sz w:val="24"/>
         </w:rPr>
         <w:drawing>
-          <wp:inline distT="0" distB="0" distL="0" distR="0" wp14:anchorId="7226761F" wp14:editId="488E6558">
-            <wp:extent cx="5743575" cy="3311688"/>
-            <wp:effectExtent l="0" t="0" r="0" b="3175"/>
+          <wp:anchor distT="0" distB="0" distL="114300" distR="114300" simplePos="0" relativeHeight="251658240" behindDoc="0" locked="0" layoutInCell="1" allowOverlap="1" wp14:anchorId="4187B185" wp14:editId="7C7A302A">
+            <wp:simplePos x="0" y="0"/>
+            <wp:positionH relativeFrom="column">
+              <wp:posOffset>1669415</wp:posOffset>
+            </wp:positionH>
+            <wp:positionV relativeFrom="paragraph">
+              <wp:posOffset>41275</wp:posOffset>
+            </wp:positionV>
+            <wp:extent cx="4838065" cy="2789555"/>
+            <wp:effectExtent l="0" t="0" r="635" b="0"/>
+            <wp:wrapSquare wrapText="bothSides"/>
             <wp:docPr id="12" name="Рисунок 12"/>
             <wp:cNvGraphicFramePr>
               <a:graphicFrameLocks xmlns:a="http://schemas.openxmlformats.org/drawingml/2006/main" noChangeAspect="1"/>
@@ -63,7 +38,22 @@
                     <pic:cNvPicPr/>
                   </pic:nvPicPr>
                   <pic:blipFill>
-                    <a:blip r:embed="rId4"/>
+                    <a:blip r:embed="rId4">
+                      <a:extLst>
+                        <a:ext uri="{BEBA8EAE-BF5A-486C-A8C5-ECC9F3942E4B}">
+                          <a14:imgProps xmlns:a14="http://schemas.microsoft.com/office/drawing/2010/main">
+                            <a14:imgLayer r:embed="rId5">
+                              <a14:imgEffect>
+                                <a14:artisticPhotocopy/>
+                              </a14:imgEffect>
+                            </a14:imgLayer>
+                          </a14:imgProps>
+                        </a:ext>
+                        <a:ext uri="{28A0092B-C50C-407E-A947-70E740481C1C}">
+                          <a14:useLocalDpi xmlns:a14="http://schemas.microsoft.com/office/drawing/2010/main" val="0"/>
+                        </a:ext>
+                      </a:extLst>
+                    </a:blip>
                     <a:stretch>
                       <a:fillRect/>
                     </a:stretch>
@@ -71,7 +61,7 @@
                   <pic:spPr>
                     <a:xfrm>
                       <a:off x="0" y="0"/>
-                      <a:ext cx="5746043" cy="3313111"/>
+                      <a:ext cx="4838065" cy="2789555"/>
                     </a:xfrm>
                     <a:prstGeom prst="rect">
                       <a:avLst/>
@@ -80,13 +70,39 @@
                 </pic:pic>
               </a:graphicData>
             </a:graphic>
-          </wp:inline>
+            <wp14:sizeRelH relativeFrom="margin">
+              <wp14:pctWidth>0</wp14:pctWidth>
+            </wp14:sizeRelH>
+            <wp14:sizeRelV relativeFrom="margin">
+              <wp14:pctHeight>0</wp14:pctHeight>
+            </wp14:sizeRelV>
+          </wp:anchor>
         </w:drawing>
       </w:r>
+      <w:r>
+        <w:rPr>
+          <w:bCs/>
+          <w:szCs w:val="28"/>
+        </w:rPr>
+        <w:t xml:space="preserve">Задание 2. (24) </w:t>
+      </w:r>
+      <w:r>
+        <w:rPr>
+          <w:szCs w:val="28"/>
+        </w:rPr>
+        <w:t>На графике изображена зависимость атмосферного давления (в миллиметрах ртутного столба) от высоты местности над уровнем моря (в километрах). На сколько миллиметров ртутного столба атмосферное давление на высоте Эвереста ниже атмосферного давления на высоте Большого Шелома?</w:t>
+      </w:r>
+      <w:r>
+        <w:rPr>
+          <w:szCs w:val="28"/>
+        </w:rPr>
+        <w:tab/>
+      </w:r>
     </w:p>
+    <w:p/>
     <w:sectPr>
       <w:pgSz w:w="11906" w:h="16838"/>
-      <w:pgMar w:top="1134" w:right="850" w:bottom="1134" w:left="1701" w:header="708" w:footer="708" w:gutter="0"/>
+      <w:pgMar w:top="850" w:right="850" w:bottom="850" w:left="850" w:header="708" w:footer="708" w:gutter="0"/>
       <w:cols w:space="708"/>
       <w:docGrid w:linePitch="360"/>
     </w:sectPr>
@@ -492,6 +508,14 @@
   <w:style w:type="paragraph" w:default="1" w:styleId="a">
     <w:name w:val="Normal"/>
     <w:qFormat/>
+    <w:pPr>
+      <w:spacing w:after="0" w:line="240" w:lineRule="auto"/>
+      <w:jc w:val="both"/>
+    </w:pPr>
+    <w:rPr>
+      <w:rFonts w:ascii="Times New Roman" w:hAnsi="Times New Roman" w:cs="Times New Roman"/>
+      <w:sz w:val="24"/>
+    </w:rPr>
   </w:style>
   <w:style w:type="character" w:default="1" w:styleId="a0">
     <w:name w:val="Default Paragraph Font"/>
@@ -525,11 +549,10 @@
     <w:basedOn w:val="a"/>
     <w:rsid w:val="000B7658"/>
     <w:pPr>
-      <w:spacing w:before="100" w:beforeAutospacing="1" w:after="100" w:afterAutospacing="1" w:line="240" w:lineRule="auto"/>
+      <w:spacing w:before="100" w:beforeAutospacing="1" w:after="100" w:afterAutospacing="1"/>
     </w:pPr>
     <w:rPr>
-      <w:rFonts w:ascii="Times New Roman" w:eastAsia="Times New Roman" w:hAnsi="Times New Roman" w:cs="Times New Roman"/>
-      <w:sz w:val="24"/>
+      <w:rFonts w:eastAsia="Times New Roman"/>
       <w:szCs w:val="24"/>
       <w:lang w:eastAsia="ru-RU"/>
     </w:rPr>

--- a/bank/task_02/variant_12.docx
+++ b/bank/task_02/variant_12.docx
@@ -2,6 +2,159 @@
 <file path=word/document.xml><?xml version="1.0" encoding="utf-8"?>
 <w:document xmlns:wpc="http://schemas.microsoft.com/office/word/2010/wordprocessingCanvas" xmlns:cx="http://schemas.microsoft.com/office/drawing/2014/chartex" xmlns:cx1="http://schemas.microsoft.com/office/drawing/2015/9/8/chartex" xmlns:cx2="http://schemas.microsoft.com/office/drawing/2015/10/21/chartex" xmlns:cx3="http://schemas.microsoft.com/office/drawing/2016/5/9/chartex" xmlns:cx4="http://schemas.microsoft.com/office/drawing/2016/5/10/chartex" xmlns:cx5="http://schemas.microsoft.com/office/drawing/2016/5/11/chartex" xmlns:cx6="http://schemas.microsoft.com/office/drawing/2016/5/12/chartex" xmlns:cx7="http://schemas.microsoft.com/office/drawing/2016/5/13/chartex" xmlns:cx8="http://schemas.microsoft.com/office/drawing/2016/5/14/chartex" xmlns:mc="http://schemas.openxmlformats.org/markup-compatibility/2006" xmlns:aink="http://schemas.microsoft.com/office/drawing/2016/ink" xmlns:am3d="http://schemas.microsoft.com/office/drawing/2017/model3d" xmlns:o="urn:schemas-microsoft-com:office:office" xmlns:r="http://schemas.openxmlformats.org/officeDocument/2006/relationships" xmlns:m="http://schemas.openxmlformats.org/officeDocument/2006/math" xmlns:v="urn:schemas-microsoft-com:vml" xmlns:wp14="http://schemas.microsoft.com/office/word/2010/wordprocessingDrawing" xmlns:wp="http://schemas.openxmlformats.org/drawingml/2006/wordprocessingDrawing" xmlns:w10="urn:schemas-microsoft-com:office:word" xmlns:w="http://schemas.openxmlformats.org/wordprocessingml/2006/main" xmlns:w14="http://schemas.microsoft.com/office/word/2010/wordml" xmlns:w15="http://schemas.microsoft.com/office/word/2012/wordml" xmlns:w16cex="http://schemas.microsoft.com/office/word/2018/wordml/cex" xmlns:w16cid="http://schemas.microsoft.com/office/word/2016/wordml/cid" xmlns:w16="http://schemas.microsoft.com/office/word/2018/wordml" xmlns:w16sdtdh="http://schemas.microsoft.com/office/word/2020/wordml/sdtdatahash" xmlns:w16se="http://schemas.microsoft.com/office/word/2015/wordml/symex" xmlns:wpg="http://schemas.microsoft.com/office/word/2010/wordprocessingGroup" xmlns:wpi="http://schemas.microsoft.com/office/word/2010/wordprocessingInk" xmlns:wne="http://schemas.microsoft.com/office/word/2006/wordml" xmlns:wps="http://schemas.microsoft.com/office/word/2010/wordprocessingShape" mc:Ignorable="w14 w15 w16se w16cid w16 w16cex w16sdtdh wp14">
   <w:body>
+    <w:tbl>
+      <w:tblPr>
+        <w:tblStyle w:val="a3"/>
+        <w:tblW w:w="5000" w:type="pct"/>
+        <w:tblBorders>
+          <w:top w:val="none" w:sz="0" w:space="0" w:color="auto"/>
+          <w:left w:val="none" w:sz="0" w:space="0" w:color="auto"/>
+          <w:bottom w:val="none" w:sz="0" w:space="0" w:color="auto"/>
+          <w:right w:val="none" w:sz="0" w:space="0" w:color="auto"/>
+          <w:insideH w:val="none" w:sz="0" w:space="0" w:color="auto"/>
+          <w:insideV w:val="none" w:sz="0" w:space="0" w:color="auto"/>
+        </w:tblBorders>
+        <w:tblLook w:val="04A0" w:firstRow="1" w:lastRow="0" w:firstColumn="1" w:lastColumn="0" w:noHBand="0" w:noVBand="1"/>
+      </w:tblPr>
+      <w:tblGrid>
+        <w:gridCol w:w="2416"/>
+        <w:gridCol w:w="7790"/>
+      </w:tblGrid>
+      <w:tr>
+        <w:tc>
+          <w:tcPr>
+            <w:tcW w:w="2500" w:type="pct"/>
+            <w:shd w:val="clear" w:color="auto" w:fill="auto"/>
+            <w:tcMar>
+              <w:left w:w="85" w:type="dxa"/>
+              <w:right w:w="85" w:type="dxa"/>
+            </w:tcMar>
+          </w:tcPr>
+          <w:p>
+            <w:pPr>
+              <w:pStyle w:val="ds-markdown-paragraph"/>
+              <w:spacing w:before="0" w:beforeAutospacing="0" w:after="0" w:afterAutospacing="0"/>
+              <w:rPr>
+                <w:szCs w:val="28"/>
+              </w:rPr>
+            </w:pPr>
+            <w:r>
+              <w:rPr>
+                <w:bCs/>
+                <w:szCs w:val="28"/>
+              </w:rPr>
+              <w:t xml:space="preserve">Задание 2. (24) </w:t>
+            </w:r>
+            <w:r>
+              <w:rPr>
+                <w:szCs w:val="28"/>
+              </w:rPr>
+              <w:t xml:space="preserve">На графике изображена зависимость атмосферного давления (в миллиметрах ртутного столба) от высоты местности над уровнем моря (в километрах). На сколько миллиметров ртутного столба атмосферное давление на высоте Эвереста ниже атмосферного давления на высоте </w:t>
+            </w:r>
+          </w:p>
+        </w:tc>
+        <w:tc>
+          <w:tcPr>
+            <w:tcW w:w="2500" w:type="pct"/>
+            <w:shd w:val="clear" w:color="auto" w:fill="auto"/>
+            <w:tcMar>
+              <w:left w:w="85" w:type="dxa"/>
+              <w:right w:w="85" w:type="dxa"/>
+            </w:tcMar>
+          </w:tcPr>
+          <w:p>
+            <w:pPr>
+              <w:pStyle w:val="ds-markdown-paragraph"/>
+              <w:spacing w:before="0" w:beforeAutospacing="0" w:after="0" w:afterAutospacing="0"/>
+              <w:rPr>
+                <w:szCs w:val="28"/>
+              </w:rPr>
+            </w:pPr>
+            <w:r>
+              <w:rPr>
+                <w:noProof/>
+              </w:rPr>
+              <w:drawing>
+                <wp:anchor distT="0" distB="0" distL="114300" distR="114300" simplePos="0" relativeHeight="251658240" behindDoc="0" locked="0" layoutInCell="1" allowOverlap="1" wp14:anchorId="4187B185" wp14:editId="4454F434">
+                  <wp:simplePos x="0" y="0"/>
+                  <wp:positionH relativeFrom="column">
+                    <wp:posOffset>1269365</wp:posOffset>
+                  </wp:positionH>
+                  <wp:positionV relativeFrom="paragraph">
+                    <wp:posOffset>-3686810</wp:posOffset>
+                  </wp:positionV>
+                  <wp:extent cx="4838065" cy="2789555"/>
+                  <wp:effectExtent l="0" t="0" r="635" b="0"/>
+                  <wp:wrapSquare wrapText="bothSides"/>
+                  <wp:docPr id="12" name="Рисунок 12"/>
+                  <wp:cNvGraphicFramePr>
+                    <a:graphicFrameLocks xmlns:a="http://schemas.openxmlformats.org/drawingml/2006/main" noChangeAspect="1"/>
+                  </wp:cNvGraphicFramePr>
+                  <a:graphic xmlns:a="http://schemas.openxmlformats.org/drawingml/2006/main">
+                    <a:graphicData uri="http://schemas.openxmlformats.org/drawingml/2006/picture">
+                      <pic:pic xmlns:pic="http://schemas.openxmlformats.org/drawingml/2006/picture">
+                        <pic:nvPicPr>
+                          <pic:cNvPr id="1" name=""/>
+                          <pic:cNvPicPr/>
+                        </pic:nvPicPr>
+                        <pic:blipFill>
+                          <a:blip r:embed="rId4">
+                            <a:extLst>
+                              <a:ext uri="{BEBA8EAE-BF5A-486C-A8C5-ECC9F3942E4B}">
+                                <a14:imgProps xmlns:a14="http://schemas.microsoft.com/office/drawing/2010/main">
+                                  <a14:imgLayer r:embed="rId5">
+                                    <a14:imgEffect>
+                                      <a14:artisticPhotocopy/>
+                                    </a14:imgEffect>
+                                  </a14:imgLayer>
+                                </a14:imgProps>
+                              </a:ext>
+                              <a:ext uri="{28A0092B-C50C-407E-A947-70E740481C1C}">
+                                <a14:useLocalDpi xmlns:a14="http://schemas.microsoft.com/office/drawing/2010/main" val="0"/>
+                              </a:ext>
+                            </a:extLst>
+                          </a:blip>
+                          <a:stretch>
+                            <a:fillRect/>
+                          </a:stretch>
+                        </pic:blipFill>
+                        <pic:spPr>
+                          <a:xfrm>
+                            <a:off x="0" y="0"/>
+                            <a:ext cx="4838065" cy="2789555"/>
+                          </a:xfrm>
+                          <a:prstGeom prst="rect">
+                            <a:avLst/>
+                          </a:prstGeom>
+                        </pic:spPr>
+                      </pic:pic>
+                    </a:graphicData>
+                  </a:graphic>
+                  <wp14:sizeRelH relativeFrom="margin">
+                    <wp14:pctWidth>0</wp14:pctWidth>
+                  </wp14:sizeRelH>
+                  <wp14:sizeRelV relativeFrom="margin">
+                    <wp14:pctHeight>0</wp14:pctHeight>
+                  </wp14:sizeRelV>
+                </wp:anchor>
+              </w:drawing>
+            </w:r>
+            <w:r>
+              <w:rPr>
+                <w:szCs w:val="28"/>
+              </w:rPr>
+              <w:t xml:space="preserve"> </w:t>
+            </w:r>
+            <w:r>
+              <w:rPr>
+                <w:szCs w:val="28"/>
+              </w:rPr>
+              <w:t>Большого Шелома?</w:t>
+            </w:r>
+          </w:p>
+        </w:tc>
+      </w:tr>
+    </w:tbl>
     <w:p>
       <w:pPr>
         <w:pStyle w:val="ds-markdown-paragraph"/>
@@ -10,96 +163,7 @@
           <w:szCs w:val="28"/>
         </w:rPr>
       </w:pPr>
-      <w:r>
-        <w:rPr>
-          <w:noProof/>
-        </w:rPr>
-        <w:drawing>
-          <wp:anchor distT="0" distB="0" distL="114300" distR="114300" simplePos="0" relativeHeight="251658240" behindDoc="0" locked="0" layoutInCell="1" allowOverlap="1" wp14:anchorId="4187B185" wp14:editId="7C7A302A">
-            <wp:simplePos x="0" y="0"/>
-            <wp:positionH relativeFrom="column">
-              <wp:posOffset>1669415</wp:posOffset>
-            </wp:positionH>
-            <wp:positionV relativeFrom="paragraph">
-              <wp:posOffset>41275</wp:posOffset>
-            </wp:positionV>
-            <wp:extent cx="4838065" cy="2789555"/>
-            <wp:effectExtent l="0" t="0" r="635" b="0"/>
-            <wp:wrapSquare wrapText="bothSides"/>
-            <wp:docPr id="12" name="Рисунок 12"/>
-            <wp:cNvGraphicFramePr>
-              <a:graphicFrameLocks xmlns:a="http://schemas.openxmlformats.org/drawingml/2006/main" noChangeAspect="1"/>
-            </wp:cNvGraphicFramePr>
-            <a:graphic xmlns:a="http://schemas.openxmlformats.org/drawingml/2006/main">
-              <a:graphicData uri="http://schemas.openxmlformats.org/drawingml/2006/picture">
-                <pic:pic xmlns:pic="http://schemas.openxmlformats.org/drawingml/2006/picture">
-                  <pic:nvPicPr>
-                    <pic:cNvPr id="1" name=""/>
-                    <pic:cNvPicPr/>
-                  </pic:nvPicPr>
-                  <pic:blipFill>
-                    <a:blip r:embed="rId4">
-                      <a:extLst>
-                        <a:ext uri="{BEBA8EAE-BF5A-486C-A8C5-ECC9F3942E4B}">
-                          <a14:imgProps xmlns:a14="http://schemas.microsoft.com/office/drawing/2010/main">
-                            <a14:imgLayer r:embed="rId5">
-                              <a14:imgEffect>
-                                <a14:artisticPhotocopy/>
-                              </a14:imgEffect>
-                            </a14:imgLayer>
-                          </a14:imgProps>
-                        </a:ext>
-                        <a:ext uri="{28A0092B-C50C-407E-A947-70E740481C1C}">
-                          <a14:useLocalDpi xmlns:a14="http://schemas.microsoft.com/office/drawing/2010/main" val="0"/>
-                        </a:ext>
-                      </a:extLst>
-                    </a:blip>
-                    <a:stretch>
-                      <a:fillRect/>
-                    </a:stretch>
-                  </pic:blipFill>
-                  <pic:spPr>
-                    <a:xfrm>
-                      <a:off x="0" y="0"/>
-                      <a:ext cx="4838065" cy="2789555"/>
-                    </a:xfrm>
-                    <a:prstGeom prst="rect">
-                      <a:avLst/>
-                    </a:prstGeom>
-                  </pic:spPr>
-                </pic:pic>
-              </a:graphicData>
-            </a:graphic>
-            <wp14:sizeRelH relativeFrom="margin">
-              <wp14:pctWidth>0</wp14:pctWidth>
-            </wp14:sizeRelH>
-            <wp14:sizeRelV relativeFrom="margin">
-              <wp14:pctHeight>0</wp14:pctHeight>
-            </wp14:sizeRelV>
-          </wp:anchor>
-        </w:drawing>
-      </w:r>
-      <w:r>
-        <w:rPr>
-          <w:bCs/>
-          <w:szCs w:val="28"/>
-        </w:rPr>
-        <w:t xml:space="preserve">Задание 2. (24) </w:t>
-      </w:r>
-      <w:r>
-        <w:rPr>
-          <w:szCs w:val="28"/>
-        </w:rPr>
-        <w:t>На графике изображена зависимость атмосферного давления (в миллиметрах ртутного столба) от высоты местности над уровнем моря (в километрах). На сколько миллиметров ртутного столба атмосферное давление на высоте Эвереста ниже атмосферного давления на высоте Большого Шелома?</w:t>
-      </w:r>
-      <w:r>
-        <w:rPr>
-          <w:szCs w:val="28"/>
-        </w:rPr>
-        <w:tab/>
-      </w:r>
     </w:p>
-    <w:p/>
     <w:sectPr>
       <w:pgSz w:w="11906" w:h="16838"/>
       <w:pgMar w:top="850" w:right="850" w:bottom="850" w:left="850" w:header="708" w:footer="708" w:gutter="0"/>
@@ -557,6 +621,25 @@
       <w:lang w:eastAsia="ru-RU"/>
     </w:rPr>
   </w:style>
+  <w:style w:type="table" w:styleId="a3">
+    <w:name w:val="Table Grid"/>
+    <w:basedOn w:val="a1"/>
+    <w:uiPriority w:val="39"/>
+    <w:rsid w:val="00C7462E"/>
+    <w:pPr>
+      <w:spacing w:after="0" w:line="240" w:lineRule="auto"/>
+    </w:pPr>
+    <w:tblPr>
+      <w:tblBorders>
+        <w:top w:val="single" w:sz="4" w:space="0" w:color="auto"/>
+        <w:left w:val="single" w:sz="4" w:space="0" w:color="auto"/>
+        <w:bottom w:val="single" w:sz="4" w:space="0" w:color="auto"/>
+        <w:right w:val="single" w:sz="4" w:space="0" w:color="auto"/>
+        <w:insideH w:val="single" w:sz="4" w:space="0" w:color="auto"/>
+        <w:insideV w:val="single" w:sz="4" w:space="0" w:color="auto"/>
+      </w:tblBorders>
+    </w:tblPr>
+  </w:style>
 </w:styles>
 </file>
 

--- a/bank/task_02/variant_12.docx
+++ b/bank/task_02/variant_12.docx
@@ -23,7 +23,7 @@
       <w:tr>
         <w:tc>
           <w:tcPr>
-            <w:tcW w:w="2500" w:type="pct"/>
+            <w:tcW w:w="1184" w:type="pct"/>
             <w:shd w:val="clear" w:color="auto" w:fill="auto"/>
             <w:tcMar>
               <w:left w:w="85" w:type="dxa"/>
@@ -49,13 +49,34 @@
               <w:rPr>
                 <w:szCs w:val="28"/>
               </w:rPr>
-              <w:t xml:space="preserve">На графике изображена зависимость атмосферного давления (в миллиметрах ртутного столба) от высоты местности над уровнем моря (в километрах). На сколько миллиметров ртутного столба атмосферное давление на высоте Эвереста ниже атмосферного давления на высоте </w:t>
+              <w:t>На графике изображена зависимость атмосферного давления (в миллиметрах ртутного столба) от высоты местности над уровнем моря (в километрах). На сколько миллиметров ртутного столба атмосферное давление на высоте Эвереста ниже атмосферного давления на высоте</w:t>
+            </w:r>
+          </w:p>
+          <w:p>
+            <w:pPr>
+              <w:pStyle w:val="ds-markdown-paragraph"/>
+              <w:spacing w:before="0" w:beforeAutospacing="0" w:after="0" w:afterAutospacing="0"/>
+              <w:rPr>
+                <w:szCs w:val="28"/>
+              </w:rPr>
+            </w:pPr>
+            <w:r>
+              <w:rPr>
+                <w:szCs w:val="28"/>
+              </w:rPr>
+              <w:t>Большого Шелома</w:t>
+            </w:r>
+            <w:r>
+              <w:rPr>
+                <w:szCs w:val="28"/>
+              </w:rPr>
+              <w:t>?</w:t>
             </w:r>
           </w:p>
         </w:tc>
         <w:tc>
           <w:tcPr>
-            <w:tcW w:w="2500" w:type="pct"/>
+            <w:tcW w:w="3816" w:type="pct"/>
             <w:shd w:val="clear" w:color="auto" w:fill="auto"/>
             <w:tcMar>
               <w:left w:w="85" w:type="dxa"/>
@@ -138,18 +159,6 @@
                   </wp14:sizeRelV>
                 </wp:anchor>
               </w:drawing>
-            </w:r>
-            <w:r>
-              <w:rPr>
-                <w:szCs w:val="28"/>
-              </w:rPr>
-              <w:t xml:space="preserve"> </w:t>
-            </w:r>
-            <w:r>
-              <w:rPr>
-                <w:szCs w:val="28"/>
-              </w:rPr>
-              <w:t>Большого Шелома?</w:t>
             </w:r>
           </w:p>
         </w:tc>
